--- a/data/processed/JRC_Gaspar_France_Comparison_Report_v2.docx
+++ b/data/processed/JRC_Gaspar_France_Comparison_Report_v2.docx
@@ -129,7 +129,7 @@
           <w:i/>
           <w:color w:val="475569"/>
         </w:rPr>
-        <w:t>This document explains what the comparison outputs mean, how the matching logic works, and how to interpret the strict 7-day and flexible 30-day variants.</w:t>
+        <w:t>This document explains what the comparison outputs mean, how the matching logic works, and how to interpret the 7-day and 30-day flexible-window variants.</w:t>
       </w:r>
     </w:p>
     <w:p>
@@ -196,7 +196,7 @@
               <w:t xml:space="preserve">• </w:t>
             </w:r>
             <w:r>
-              <w:t>At the department level, the strict 7-day rule matches 125 of 288 JRC events (43.4%), while the flexible 30-day rule matches 171 (59.4%).</w:t>
+              <w:t>At the department level, the 7-day window matches 125 of 288 JRC events (43.4%), while the 30-day window matches 171 (59.4%).</w:t>
             </w:r>
           </w:p>
         </w:tc>
@@ -1402,7 +1402,7 @@
         <w:pStyle w:val="ListBullet"/>
       </w:pPr>
       <w:r>
-        <w:t>3. The strict run matches the same commune or department when both start and end dates are within 7 days.</w:t>
+        <w:t>3. Row-level matching is performed with src/compare_france_jrc_gaspar_flexible.py, using the same logic with two tolerance windows: 7 days and 30 days.</w:t>
       </w:r>
     </w:p>
     <w:p>
@@ -1410,7 +1410,7 @@
         <w:pStyle w:val="ListBullet"/>
       </w:pPr>
       <w:r>
-        <w:t>4. The flexible run uses a 30-day window and also accepts cross start/end proximity and expanded interval overlap inside the same 30-day tolerance.</w:t>
+        <w:t>4. A commune-level or department-level row match requires the same geographic unit and at least one of the following conditions to hold, where w is the chosen window (7 or 30 days): (a) |JRC_start - Gaspar_start| &lt;= w and |JRC_end - Gaspar_end| &lt;= w; (b) |JRC_start - Gaspar_end| &lt;= w and |Gaspar_start - JRC_end| &lt;= w; (c) JRC_start &lt;= Gaspar_end + w and Gaspar_start &lt;= JRC_end + w.</w:t>
       </w:r>
     </w:p>
     <w:p>
@@ -1418,7 +1418,7 @@
         <w:pStyle w:val="ListBullet"/>
       </w:pPr>
       <w:r>
-        <w:t>5. Department tables are derived from commune INSEE codes; best-match overviews then suggest one strongest Gaspar partner per JRC event.</w:t>
+        <w:t>5. Event-level summaries are then aggregated from these row-level matches. An event is counted as matched if at least one commune or department row matches, while matched_communes, matched_departments, jrc_match_share, and gaspar_match_share show whether the overlap is weak or strong.</w:t>
       </w:r>
     </w:p>
     <w:p>
@@ -2099,7 +2099,7 @@
         <w:pStyle w:val="Heading1"/>
       </w:pPr>
       <w:r>
-        <w:t>Match coverage: strict 7-day vs flexible 30-day</w:t>
+        <w:t>Match coverage: 7-day vs 30-day windows</w:t>
       </w:r>
     </w:p>
     <w:p>
@@ -2458,7 +2458,7 @@
           <w:color w:val="475569"/>
           <w:sz w:val="18"/>
         </w:rPr>
-        <w:t>Figure 2. Event-level sensitivity of match rates to the stricter 7-day and more permissive 30-day rules.</w:t>
+        <w:t>Figure 2. Event-level sensitivity of match rates to the 7-day and 30-day matching windows.</w:t>
       </w:r>
     </w:p>
     <w:p>
@@ -2531,7 +2531,7 @@
         <w:pStyle w:val="ListBullet"/>
       </w:pPr>
       <w:r>
-        <w:t>The flexible 30-day rule is materially more permissive than the strict 7-day rule. It recovers additional matches when the same flood episode is fragmented differently across the two datasets.</w:t>
+        <w:t>The 30-day window is materially more permissive than the 7-day window. It recovers additional matches when the same flood episode is fragmented differently across the two datasets.</w:t>
       </w:r>
     </w:p>
     <w:p>
@@ -2897,7 +2897,7 @@
         <w:pStyle w:val="ListBullet"/>
       </w:pPr>
       <w:r>
-        <w:t>Recommended baseline: use the 30-day department-level outputs for the main narrative, keep the 7-day outputs as a stricter sensitivity test, and use commune tables only for local audit or deep dives.</w:t>
+        <w:t>Recommended baseline: use the 30-day department-level outputs for the main narrative, keep the 7-day outputs as a narrower-window sensitivity test, and use commune tables only for local audit or deep dives.</w:t>
       </w:r>
     </w:p>
     <w:p>
